--- a/course_development/domains/active_inference_organizations/04_digital_transformation/08_planning/output/lab-protocols/08_planning-lab.docx
+++ b/course_development/domains/active_inference_organizations/04_digital_transformation/08_planning/output/lab-protocols/08_planning-lab.docx
@@ -4,32 +4,42 @@
   <w:body>
     <w:p>
       <w:r>
-        <w:t>Lab: Exploring Planning</w:t>
+        <w:t>Lab: Digital Transformation Roadmap Design</w:t>
       </w:r>
     </w:p>
     <w:p>
       <w:r>
-        <w:t>Objective</w:t>
+        <w:t>Objectives</w:t>
       </w:r>
     </w:p>
     <w:p>
       <w:r>
-        <w:t>Design and simulate a simple agent that demonstrates the principles of Planning .</w:t>
+        <w:t>Learning Goal: Design a phased digital transformation roadmap for your organization.</w:t>
       </w:r>
     </w:p>
     <w:p>
       <w:r>
-        <w:t>Prerequisites</w:t>
+        <w:t>Part 1: Current State Assessment (10 min)</w:t>
       </w:r>
     </w:p>
     <w:p>
       <w:r>
-        <w:t>Basic understanding of Python or a relevant simulation tool.  Familiarity with the formal definition of Planning.   Steps</w:t>
+        <w:t>Dimension  Digital Maturity (1-5)  Biggest Gap  Priority      Technology infrastructure       Data &amp; analytics       Process automation       AI/ML capability       Digital skills       Digital culture        Write your response here   Part 2: Three Horizons Portfolio (15 min)</w:t>
       </w:r>
     </w:p>
     <w:p>
       <w:r>
-        <w:t>Define the Environment : Create a simple grid world or state space relevant to Organizations.  Define the Agent : Specify the agent's generative model, focusing on Planning.  Simulation : Run the agent for 100 timesteps.  Perturbation : Introduce a specific challenge to Planning (e.g., increased noise, occlusion).  Analysis : Plot the Free Energy over time. Does the agent successfully adapt?   Discussion Requirements</w:t>
+        <w:t>Horizon  Initiatives  Investment %  Timeline  Expected Outcome      H1: Optimize current        H2: Build emerging        H3: Create future options         Write your response here   Part 3: Transformation Sequencing (15 min)</w:t>
+      </w:r>
+    </w:p>
+    <w:p>
+      <w:r>
+        <w:t>Phase  Focus  Prerequisites  Quick Wins  Duration      Phase 1        Phase 2        Phase 3         Write your response here   Part 4: Change Management Design (10 min)</w:t>
+      </w:r>
+    </w:p>
+    <w:p>
+      <w:r>
+        <w:t>Kotter Step  Application to Your Transformation  Responsible      Create urgency      Build coalition      Form vision      Communicate vision      Empower action      Generate quick wins      Consolidate gains      Anchor in culture       Write your response here   Summary</w:t>
       </w:r>
     </w:p>
     <w:sectPr>
